--- a/CTGS_Test_Plan (1).docx
+++ b/CTGS_Test_Plan (1).docx
@@ -33,17 +33,6 @@
           <w:sz w:val="21"/>
         </w:rPr>
         <w:t>Version: 1.0</w:t>
-      </w:r>
-    </w:p>
-    <w:p>
-      <w:pPr>
-        <w:spacing w:after="40"/>
-      </w:pPr>
-      <w:r>
-        <w:rPr>
-          <w:sz w:val="21"/>
-        </w:rPr>
-        <w:t>Authors: Samarth (PES1UG24AM243) and Team</w:t>
       </w:r>
     </w:p>
     <w:p>
@@ -2506,8 +2495,7 @@
       </w:tblPr>
       <w:tblGrid>
         <w:gridCol w:w="2300"/>
-        <w:gridCol w:w="1800"/>
-        <w:gridCol w:w="4540"/>
+        <w:gridCol w:w="6340"/>
       </w:tblGrid>
       <w:tr>
         <w:trPr>
@@ -2534,7 +2522,7 @@
         </w:tc>
         <w:tc>
           <w:tcPr>
-            <w:tcW w:type="dxa" w:w="1800"/>
+            <w:tcW w:type="dxa" w:w="6340"/>
             <w:shd w:val="clear" w:color="auto" w:fill="DCE6F1"/>
           </w:tcPr>
           <w:p>
@@ -2546,25 +2534,44 @@
                 <w:b/>
                 <w:sz w:val="18"/>
               </w:rPr>
-              <w:t>Name</w:t>
-            </w:r>
-          </w:p>
-        </w:tc>
-        <w:tc>
-          <w:tcPr>
-            <w:tcW w:type="dxa" w:w="4540"/>
-            <w:shd w:val="clear" w:color="auto" w:fill="DCE6F1"/>
-          </w:tcPr>
-          <w:p>
-            <w:pPr>
-              <w:spacing w:after="0" w:before="0" w:line="240" w:lineRule="auto"/>
-            </w:pPr>
-            <w:r>
-              <w:rPr>
-                <w:b/>
+              <w:t>Responsibility</w:t>
+            </w:r>
+          </w:p>
+        </w:tc>
+      </w:tr>
+      <w:tr>
+        <w:trPr>
+          <w:cantSplit/>
+        </w:trPr>
+        <w:tc>
+          <w:tcPr>
+            <w:tcW w:type="dxa" w:w="2300"/>
+          </w:tcPr>
+          <w:p>
+            <w:pPr>
+              <w:spacing w:after="0" w:before="0" w:line="240" w:lineRule="auto"/>
+            </w:pPr>
+            <w:r>
+              <w:rPr>
                 <w:sz w:val="18"/>
               </w:rPr>
-              <w:t>Responsibility</w:t>
+              <w:t>QA Lead</w:t>
+            </w:r>
+          </w:p>
+        </w:tc>
+        <w:tc>
+          <w:tcPr>
+            <w:tcW w:type="dxa" w:w="6340"/>
+          </w:tcPr>
+          <w:p>
+            <w:pPr>
+              <w:spacing w:after="0" w:before="0" w:line="240" w:lineRule="auto"/>
+            </w:pPr>
+            <w:r>
+              <w:rPr>
+                <w:sz w:val="18"/>
+              </w:rPr>
+              <w:t>Prepare plan, coordinate execution, report status</w:t>
             </w:r>
           </w:p>
         </w:tc>
@@ -2585,13 +2592,13 @@
               <w:rPr>
                 <w:sz w:val="18"/>
               </w:rPr>
-              <w:t>QA Lead</w:t>
-            </w:r>
-          </w:p>
-        </w:tc>
-        <w:tc>
-          <w:tcPr>
-            <w:tcW w:type="dxa" w:w="1800"/>
+              <w:t>Test Engineer</w:t>
+            </w:r>
+          </w:p>
+        </w:tc>
+        <w:tc>
+          <w:tcPr>
+            <w:tcW w:type="dxa" w:w="6340"/>
           </w:tcPr>
           <w:p>
             <w:pPr>
@@ -2601,13 +2608,18 @@
               <w:rPr>
                 <w:sz w:val="18"/>
               </w:rPr>
-              <w:t>[Assign]</w:t>
-            </w:r>
-          </w:p>
-        </w:tc>
-        <w:tc>
-          <w:tcPr>
-            <w:tcW w:type="dxa" w:w="4540"/>
+              <w:t>Design and execute test cases, automate regression, log defects</w:t>
+            </w:r>
+          </w:p>
+        </w:tc>
+      </w:tr>
+      <w:tr>
+        <w:trPr>
+          <w:cantSplit/>
+        </w:trPr>
+        <w:tc>
+          <w:tcPr>
+            <w:tcW w:type="dxa" w:w="2300"/>
           </w:tcPr>
           <w:p>
             <w:pPr>
@@ -2617,7 +2629,23 @@
               <w:rPr>
                 <w:sz w:val="18"/>
               </w:rPr>
-              <w:t>Prepare plan, coordinate execution, report status</w:t>
+              <w:t>Developer</w:t>
+            </w:r>
+          </w:p>
+        </w:tc>
+        <w:tc>
+          <w:tcPr>
+            <w:tcW w:type="dxa" w:w="6340"/>
+          </w:tcPr>
+          <w:p>
+            <w:pPr>
+              <w:spacing w:after="0" w:before="0" w:line="240" w:lineRule="auto"/>
+            </w:pPr>
+            <w:r>
+              <w:rPr>
+                <w:sz w:val="18"/>
+              </w:rPr>
+              <w:t>Fix defects, support triage, maintain unit tests</w:t>
             </w:r>
           </w:p>
         </w:tc>
@@ -2638,13 +2666,13 @@
               <w:rPr>
                 <w:sz w:val="18"/>
               </w:rPr>
-              <w:t>Test Engineer</w:t>
-            </w:r>
-          </w:p>
-        </w:tc>
-        <w:tc>
-          <w:tcPr>
-            <w:tcW w:type="dxa" w:w="1800"/>
+              <w:t>Performance / Security Tester</w:t>
+            </w:r>
+          </w:p>
+        </w:tc>
+        <w:tc>
+          <w:tcPr>
+            <w:tcW w:type="dxa" w:w="6340"/>
           </w:tcPr>
           <w:p>
             <w:pPr>
@@ -2654,13 +2682,18 @@
               <w:rPr>
                 <w:sz w:val="18"/>
               </w:rPr>
-              <w:t>[Assign]</w:t>
-            </w:r>
-          </w:p>
-        </w:tc>
-        <w:tc>
-          <w:tcPr>
-            <w:tcW w:type="dxa" w:w="4540"/>
+              <w:t>Run load, solver-timing and security scans; report findings</w:t>
+            </w:r>
+          </w:p>
+        </w:tc>
+      </w:tr>
+      <w:tr>
+        <w:trPr>
+          <w:cantSplit/>
+        </w:trPr>
+        <w:tc>
+          <w:tcPr>
+            <w:tcW w:type="dxa" w:w="2300"/>
           </w:tcPr>
           <w:p>
             <w:pPr>
@@ -2670,156 +2703,13 @@
               <w:rPr>
                 <w:sz w:val="18"/>
               </w:rPr>
-              <w:t>Design and execute test cases, automate regression, log defects</w:t>
-            </w:r>
-          </w:p>
-        </w:tc>
-      </w:tr>
-      <w:tr>
-        <w:trPr>
-          <w:cantSplit/>
-        </w:trPr>
-        <w:tc>
-          <w:tcPr>
-            <w:tcW w:type="dxa" w:w="2300"/>
-          </w:tcPr>
-          <w:p>
-            <w:pPr>
-              <w:spacing w:after="0" w:before="0" w:line="240" w:lineRule="auto"/>
-            </w:pPr>
-            <w:r>
-              <w:rPr>
-                <w:sz w:val="18"/>
-              </w:rPr>
-              <w:t>Developer</w:t>
-            </w:r>
-          </w:p>
-        </w:tc>
-        <w:tc>
-          <w:tcPr>
-            <w:tcW w:type="dxa" w:w="1800"/>
-          </w:tcPr>
-          <w:p>
-            <w:pPr>
-              <w:spacing w:after="0" w:before="0" w:line="240" w:lineRule="auto"/>
-            </w:pPr>
-            <w:r>
-              <w:rPr>
-                <w:sz w:val="18"/>
-              </w:rPr>
-              <w:t>[Assign]</w:t>
-            </w:r>
-          </w:p>
-        </w:tc>
-        <w:tc>
-          <w:tcPr>
-            <w:tcW w:type="dxa" w:w="4540"/>
-          </w:tcPr>
-          <w:p>
-            <w:pPr>
-              <w:spacing w:after="0" w:before="0" w:line="240" w:lineRule="auto"/>
-            </w:pPr>
-            <w:r>
-              <w:rPr>
-                <w:sz w:val="18"/>
-              </w:rPr>
-              <w:t>Fix defects, support triage, maintain unit tests</w:t>
-            </w:r>
-          </w:p>
-        </w:tc>
-      </w:tr>
-      <w:tr>
-        <w:trPr>
-          <w:cantSplit/>
-        </w:trPr>
-        <w:tc>
-          <w:tcPr>
-            <w:tcW w:type="dxa" w:w="2300"/>
-          </w:tcPr>
-          <w:p>
-            <w:pPr>
-              <w:spacing w:after="0" w:before="0" w:line="240" w:lineRule="auto"/>
-            </w:pPr>
-            <w:r>
-              <w:rPr>
-                <w:sz w:val="18"/>
-              </w:rPr>
-              <w:t>Performance / Security Tester</w:t>
-            </w:r>
-          </w:p>
-        </w:tc>
-        <w:tc>
-          <w:tcPr>
-            <w:tcW w:type="dxa" w:w="1800"/>
-          </w:tcPr>
-          <w:p>
-            <w:pPr>
-              <w:spacing w:after="0" w:before="0" w:line="240" w:lineRule="auto"/>
-            </w:pPr>
-            <w:r>
-              <w:rPr>
-                <w:sz w:val="18"/>
-              </w:rPr>
-              <w:t>[Assign]</w:t>
-            </w:r>
-          </w:p>
-        </w:tc>
-        <w:tc>
-          <w:tcPr>
-            <w:tcW w:type="dxa" w:w="4540"/>
-          </w:tcPr>
-          <w:p>
-            <w:pPr>
-              <w:spacing w:after="0" w:before="0" w:line="240" w:lineRule="auto"/>
-            </w:pPr>
-            <w:r>
-              <w:rPr>
-                <w:sz w:val="18"/>
-              </w:rPr>
-              <w:t>Run load, solver-timing and security scans; report findings</w:t>
-            </w:r>
-          </w:p>
-        </w:tc>
-      </w:tr>
-      <w:tr>
-        <w:trPr>
-          <w:cantSplit/>
-        </w:trPr>
-        <w:tc>
-          <w:tcPr>
-            <w:tcW w:type="dxa" w:w="2300"/>
-          </w:tcPr>
-          <w:p>
-            <w:pPr>
-              <w:spacing w:after="0" w:before="0" w:line="240" w:lineRule="auto"/>
-            </w:pPr>
-            <w:r>
-              <w:rPr>
-                <w:sz w:val="18"/>
-              </w:rPr>
               <w:t>Product Owner / Project Guide</w:t>
             </w:r>
           </w:p>
         </w:tc>
         <w:tc>
           <w:tcPr>
-            <w:tcW w:type="dxa" w:w="1800"/>
-          </w:tcPr>
-          <w:p>
-            <w:pPr>
-              <w:spacing w:after="0" w:before="0" w:line="240" w:lineRule="auto"/>
-            </w:pPr>
-            <w:r>
-              <w:rPr>
-                <w:sz w:val="18"/>
-              </w:rPr>
-              <w:t>[Assign]</w:t>
-            </w:r>
-          </w:p>
-        </w:tc>
-        <w:tc>
-          <w:tcPr>
-            <w:tcW w:type="dxa" w:w="4540"/>
+            <w:tcW w:type="dxa" w:w="6340"/>
           </w:tcPr>
           <w:p>
             <w:pPr>
@@ -16793,8 +16683,7 @@
       </w:tblPr>
       <w:tblGrid>
         <w:gridCol w:w="2800"/>
-        <w:gridCol w:w="2900"/>
-        <w:gridCol w:w="2940"/>
+        <w:gridCol w:w="5840"/>
       </w:tblGrid>
       <w:tr>
         <w:trPr>
@@ -16821,7 +16710,7 @@
         </w:tc>
         <w:tc>
           <w:tcPr>
-            <w:tcW w:type="dxa" w:w="2900"/>
+            <w:tcW w:type="dxa" w:w="5840"/>
             <w:shd w:val="clear" w:color="auto" w:fill="DCE6F1"/>
           </w:tcPr>
           <w:p>
@@ -16833,26 +16722,39 @@
                 <w:b/>
                 <w:sz w:val="18"/>
               </w:rPr>
-              <w:t>Name</w:t>
-            </w:r>
-          </w:p>
-        </w:tc>
-        <w:tc>
-          <w:tcPr>
-            <w:tcW w:type="dxa" w:w="2940"/>
-            <w:shd w:val="clear" w:color="auto" w:fill="DCE6F1"/>
-          </w:tcPr>
-          <w:p>
-            <w:pPr>
-              <w:spacing w:after="0" w:before="0" w:line="240" w:lineRule="auto"/>
-            </w:pPr>
-            <w:r>
-              <w:rPr>
-                <w:b/>
+              <w:t>Signature / Date</w:t>
+            </w:r>
+          </w:p>
+        </w:tc>
+      </w:tr>
+      <w:tr>
+        <w:trPr>
+          <w:cantSplit/>
+        </w:trPr>
+        <w:tc>
+          <w:tcPr>
+            <w:tcW w:type="dxa" w:w="2800"/>
+          </w:tcPr>
+          <w:p>
+            <w:pPr>
+              <w:spacing w:after="0" w:before="0" w:line="240" w:lineRule="auto"/>
+            </w:pPr>
+            <w:r>
+              <w:rPr>
                 <w:sz w:val="18"/>
               </w:rPr>
-              <w:t>Signature / Date</w:t>
-            </w:r>
+              <w:t>QA Lead</w:t>
+            </w:r>
+          </w:p>
+        </w:tc>
+        <w:tc>
+          <w:tcPr>
+            <w:tcW w:type="dxa" w:w="5840"/>
+          </w:tcPr>
+          <w:p>
+            <w:pPr>
+              <w:spacing w:after="0" w:before="0" w:line="240" w:lineRule="auto"/>
+            </w:pPr>
           </w:p>
         </w:tc>
       </w:tr>
@@ -16872,23 +16774,13 @@
               <w:rPr>
                 <w:sz w:val="18"/>
               </w:rPr>
-              <w:t>QA Lead</w:t>
-            </w:r>
-          </w:p>
-        </w:tc>
-        <w:tc>
-          <w:tcPr>
-            <w:tcW w:type="dxa" w:w="2900"/>
-          </w:tcPr>
-          <w:p>
-            <w:pPr>
-              <w:spacing w:after="0" w:before="0" w:line="240" w:lineRule="auto"/>
-            </w:pPr>
-          </w:p>
-        </w:tc>
-        <w:tc>
-          <w:tcPr>
-            <w:tcW w:type="dxa" w:w="2940"/>
+              <w:t>Dev Lead</w:t>
+            </w:r>
+          </w:p>
+        </w:tc>
+        <w:tc>
+          <w:tcPr>
+            <w:tcW w:type="dxa" w:w="5840"/>
           </w:tcPr>
           <w:p>
             <w:pPr>
@@ -16913,64 +16805,13 @@
               <w:rPr>
                 <w:sz w:val="18"/>
               </w:rPr>
-              <w:t>Dev Lead</w:t>
-            </w:r>
-          </w:p>
-        </w:tc>
-        <w:tc>
-          <w:tcPr>
-            <w:tcW w:type="dxa" w:w="2900"/>
-          </w:tcPr>
-          <w:p>
-            <w:pPr>
-              <w:spacing w:after="0" w:before="0" w:line="240" w:lineRule="auto"/>
-            </w:pPr>
-          </w:p>
-        </w:tc>
-        <w:tc>
-          <w:tcPr>
-            <w:tcW w:type="dxa" w:w="2940"/>
-          </w:tcPr>
-          <w:p>
-            <w:pPr>
-              <w:spacing w:after="0" w:before="0" w:line="240" w:lineRule="auto"/>
-            </w:pPr>
-          </w:p>
-        </w:tc>
-      </w:tr>
-      <w:tr>
-        <w:trPr>
-          <w:cantSplit/>
-        </w:trPr>
-        <w:tc>
-          <w:tcPr>
-            <w:tcW w:type="dxa" w:w="2800"/>
-          </w:tcPr>
-          <w:p>
-            <w:pPr>
-              <w:spacing w:after="0" w:before="0" w:line="240" w:lineRule="auto"/>
-            </w:pPr>
-            <w:r>
-              <w:rPr>
-                <w:sz w:val="18"/>
-              </w:rPr>
               <w:t>Product Owner</w:t>
             </w:r>
           </w:p>
         </w:tc>
         <w:tc>
           <w:tcPr>
-            <w:tcW w:type="dxa" w:w="2900"/>
-          </w:tcPr>
-          <w:p>
-            <w:pPr>
-              <w:spacing w:after="0" w:before="0" w:line="240" w:lineRule="auto"/>
-            </w:pPr>
-          </w:p>
-        </w:tc>
-        <w:tc>
-          <w:tcPr>
-            <w:tcW w:type="dxa" w:w="2940"/>
+            <w:tcW w:type="dxa" w:w="5840"/>
           </w:tcPr>
           <w:p>
             <w:pPr>
